--- a/word_reports/LP_0217_위치_444_Leif Garrett_Feel The Nee.docx
+++ b/word_reports/LP_0217_위치_444_Leif Garrett_Feel The Nee.docx
@@ -4,7 +4,7 @@
   <w:body>
     <w:p>
       <w:pPr>
-        <w:spacing w:after="280"/>
+        <w:spacing w:after="80"/>
       </w:pPr>
       <w:r>
         <w:rPr w:rFonts="맑은 고딕">
@@ -13,94 +13,47 @@
           <w:color w:val="1E3A8A"/>
           <w:sz w:val="30"/>
         </w:rPr>
-        <w:t>[444] Leif Garrett - Feel The Need</w:t>
+        <w:t>Leif Garrett (레이프 개렛) - Feel The Need</w:t>
       </w:r>
     </w:p>
     <w:p>
       <w:pPr>
-        <w:spacing w:after="320"/>
+        <w:spacing w:after="240"/>
       </w:pPr>
       <w:r>
         <w:rPr w:rFonts="맑은 고딕">
           <w:rFonts w:ascii="맑은 고딕" w:hAnsi="맑은 고딕" w:eastAsia="맑은 고딕"/>
           <w:b/>
-          <w:sz w:val="20"/>
+          <w:color w:val="4B5563"/>
+          <w:sz w:val="22"/>
         </w:rPr>
-        <w:t>■ 위치 : 444</w:t>
-        <w:br/>
-      </w:r>
-      <w:r>
-        <w:rPr w:rFonts="맑은 고딕">
-          <w:rFonts w:ascii="맑은 고딕" w:hAnsi="맑은 고딕" w:eastAsia="맑은 고딕"/>
-          <w:b/>
-          <w:sz w:val="20"/>
-        </w:rPr>
-        <w:t>■ 아티스트 : Leif Garrett</w:t>
-        <w:br/>
-      </w:r>
-      <w:r>
-        <w:rPr w:rFonts="맑은 고딕">
-          <w:rFonts w:ascii="맑은 고딕" w:hAnsi="맑은 고딕" w:eastAsia="맑은 고딕"/>
-          <w:b/>
-          <w:sz w:val="20"/>
-        </w:rPr>
-        <w:t>■ 앨범명 : Feel The Need</w:t>
-        <w:br/>
-      </w:r>
-      <w:r>
-        <w:rPr w:rFonts="맑은 고딕">
-          <w:rFonts w:ascii="맑은 고딕" w:hAnsi="맑은 고딕" w:eastAsia="맑은 고딕"/>
-          <w:b w:val="0"/>
-          <w:sz w:val="20"/>
-        </w:rPr>
-        <w:t>■ 음반 레이블 : ** Scotti Bros. Records</w:t>
-        <w:br/>
-      </w:r>
-      <w:r>
-        <w:rPr w:rFonts="맑은 고딕">
-          <w:rFonts w:ascii="맑은 고딕" w:hAnsi="맑은 고딕" w:eastAsia="맑은 고딕"/>
-          <w:b w:val="0"/>
-          <w:sz w:val="20"/>
-        </w:rPr>
-        <w:t>■ 발매년도 : ** 1978</w:t>
-        <w:br/>
-      </w:r>
-      <w:r>
-        <w:rPr w:rFonts="맑은 고딕">
-          <w:rFonts w:ascii="맑은 고딕" w:hAnsi="맑은 고딕" w:eastAsia="맑은 고딕"/>
-          <w:b w:val="0"/>
-          <w:sz w:val="20"/>
-        </w:rPr>
-        <w:t>■ 장르 : ** 팝, 디스코, 틴 팝 (Pop, Disco, Teen Pop)</w:t>
-        <w:br/>
-      </w:r>
-      <w:r>
-        <w:rPr w:rFonts="맑은 고딕">
-          <w:rFonts w:ascii="맑은 고딕" w:hAnsi="맑은 고딕" w:eastAsia="맑은 고딕"/>
-          <w:b w:val="0"/>
-          <w:sz w:val="20"/>
-        </w:rPr>
-        <w:t>■ 주요 수록곡 : **</w:t>
-        <w:br/>
+        <w:t>위치 :  444</w:t>
       </w:r>
     </w:p>
     <w:p>
       <w:pPr>
-        <w:spacing w:after="160"/>
+        <w:spacing w:line="324" w:lineRule="auto" w:before="80" w:after="160"/>
       </w:pPr>
       <w:r>
         <w:rPr w:rFonts="맑은 고딕">
           <w:rFonts w:ascii="맑은 고딕" w:hAnsi="맑은 고딕" w:eastAsia="맑은 고딕"/>
           <w:b/>
           <w:color w:val="1F2937"/>
-          <w:sz w:val="24"/>
+          <w:sz w:val="22"/>
         </w:rPr>
-        <w:t>■ 음반 해설 및 감상 가이드</w:t>
+        <w:t xml:space="preserve">[음반 소개] </w:t>
+      </w:r>
+      <w:r>
+        <w:rPr w:rFonts="맑은 고딕">
+          <w:rFonts w:ascii="맑은 고딕" w:hAnsi="맑은 고딕" w:eastAsia="맑은 고딕"/>
+          <w:b w:val="0"/>
+          <w:sz w:val="21"/>
+        </w:rPr>
       </w:r>
     </w:p>
     <w:p>
       <w:pPr>
-        <w:spacing w:line="312" w:lineRule="auto" w:after="120"/>
+        <w:spacing w:line="324" w:lineRule="auto" w:after="120"/>
       </w:pPr>
       <w:r>
         <w:rPr w:rFonts="맑은 고딕">
@@ -108,64 +61,516 @@
           <w:b w:val="0"/>
           <w:sz w:val="21"/>
         </w:rPr>
-        <w:t>**</w:t>
+        <w:t>1970년대 후반 찬란하게 타올랐던 틴에이지 팝과 디스코 사운드의 정점을 상징하는 이 앨범은, 당대 전 세계 청춘들의 심장을 흔들었던 레이프 개렛의 빛나는 전성기를 온전히 담아낸 역작입니다. 청량한 멜로디 라인과 매혹적인 그루브가 절묘하게 교차하며, 시대를 초월해 순수한 낭만과 율동의 미학을 전하는 음반입니다. 화려한 스포트라이트 이면에 깃든 아티스트의 풋풋한 호흡과 섬세한 감수성은 오랜 세월이 흐른 지금까지도 바이닐의 회전 속에 따스한 온기로 피어납니다.</w:t>
       </w:r>
     </w:p>
     <w:p>
       <w:pPr>
-        <w:spacing w:line="312" w:lineRule="auto" w:after="120"/>
+        <w:spacing w:line="324" w:lineRule="auto" w:before="200" w:after="80"/>
       </w:pPr>
+      <w:r>
+        <w:rPr w:rFonts="맑은 고딕">
+          <w:rFonts w:ascii="맑은 고딕" w:hAnsi="맑은 고딕" w:eastAsia="맑은 고딕"/>
+          <w:b/>
+          <w:color w:val="1E3A8A"/>
+          <w:sz w:val="24"/>
+        </w:rPr>
+        <w:t>1. 음반 데이터</w:t>
+      </w:r>
+    </w:p>
+    <w:p>
+      <w:pPr>
+        <w:spacing w:line="324" w:lineRule="auto" w:after="80"/>
+      </w:pPr>
+      <w:r>
+        <w:rPr w:rFonts="맑은 고딕">
+          <w:rFonts w:ascii="맑은 고딕" w:hAnsi="맑은 고딕" w:eastAsia="맑은 고딕"/>
+          <w:b w:val="0"/>
+          <w:color w:val="6B7280"/>
+          <w:sz w:val="21"/>
+        </w:rPr>
+        <w:t xml:space="preserve">· </w:t>
+      </w:r>
+      <w:r>
+        <w:rPr w:rFonts="맑은 고딕">
+          <w:rFonts w:ascii="맑은 고딕" w:hAnsi="맑은 고딕" w:eastAsia="맑은 고딕"/>
+          <w:b/>
+          <w:color w:val="1F2937"/>
+          <w:sz w:val="21"/>
+        </w:rPr>
+        <w:t xml:space="preserve">앨범명: </w:t>
+      </w:r>
       <w:r>
         <w:rPr w:rFonts="맑은 고딕">
           <w:rFonts w:ascii="맑은 고딕" w:hAnsi="맑은 고딕" w:eastAsia="맑은 고딕"/>
           <w:b w:val="0"/>
           <w:sz w:val="21"/>
         </w:rPr>
-        <w:t>1970년대 후반, 세계적인 틴 아이돌로서 전 세계 청춘들의 마음을 사로잡았던 레이프 가렛(Leif Garrett)의 두 번째 정규 음반 《Feel The Need》는 디스코 열풍이 정점에 달했던 1978년에 발매되었습니다. 아역 배우 출신으로 빼어난 외모와 청량한 매력을 겸비했던 그는 이 앨범을 통해 단순한 하이틴 스타를 넘어, 당대 글로벌 팝 음악계의 스포트라이트를 한 몸에 받는 글로벌 디스코 팝의 상징으로 자리매김했습니다. 특히 한국을 비롯한 아시아 지역에서도 폭발적인 인기를 누리며 팝 음악의 대중화를 이끈 이정표적인 음반입니다.</w:t>
+        <w:t>Feel The Need</w:t>
       </w:r>
     </w:p>
     <w:p>
       <w:pPr>
-        <w:spacing w:line="312" w:lineRule="auto" w:after="120"/>
+        <w:spacing w:line="324" w:lineRule="auto" w:after="80"/>
       </w:pPr>
+      <w:r>
+        <w:rPr w:rFonts="맑은 고딕">
+          <w:rFonts w:ascii="맑은 고딕" w:hAnsi="맑은 고딕" w:eastAsia="맑은 고딕"/>
+          <w:b w:val="0"/>
+          <w:color w:val="6B7280"/>
+          <w:sz w:val="21"/>
+        </w:rPr>
+        <w:t xml:space="preserve">· </w:t>
+      </w:r>
+      <w:r>
+        <w:rPr w:rFonts="맑은 고딕">
+          <w:rFonts w:ascii="맑은 고딕" w:hAnsi="맑은 고딕" w:eastAsia="맑은 고딕"/>
+          <w:b/>
+          <w:color w:val="1F2937"/>
+          <w:sz w:val="21"/>
+        </w:rPr>
+        <w:t xml:space="preserve">아티스트: </w:t>
+      </w:r>
       <w:r>
         <w:rPr w:rFonts="맑은 고딕">
           <w:rFonts w:ascii="맑은 고딕" w:hAnsi="맑은 고딕" w:eastAsia="맑은 고딕"/>
           <w:b w:val="0"/>
           <w:sz w:val="21"/>
         </w:rPr>
-        <w:t>본 음반은 당시 빌보드 차트를 지배하던 디스코 리듬과 서정적인 팝 멜로디의 완벽한 결합을 보여줍니다. 세련되고 다이나믹한 리듬 섹션과 화려한 브라스, 감각적인 스트링 편곡이 조화를 이루며 1970년대 후반 복고풍 디스코 팝의 정수를 선사합니다. 레이프 가렛의 풋풋하면서도 미성의 보컬은 경쾌한 타악기 비트 위에서 더욱 매력적으로 빛을 발하며, 앨범 전반에 흐르는 에너제틱하고 낭만적인 분위기를 훌륭하게 주도합니다.</w:t>
+        <w:t>Leif Garrett (레이프 개렛)</w:t>
       </w:r>
     </w:p>
     <w:p>
       <w:pPr>
-        <w:spacing w:line="312" w:lineRule="auto" w:after="120"/>
+        <w:spacing w:line="324" w:lineRule="auto" w:after="80"/>
       </w:pPr>
+      <w:r>
+        <w:rPr w:rFonts="맑은 고딕">
+          <w:rFonts w:ascii="맑은 고딕" w:hAnsi="맑은 고딕" w:eastAsia="맑은 고딕"/>
+          <w:b w:val="0"/>
+          <w:color w:val="6B7280"/>
+          <w:sz w:val="21"/>
+        </w:rPr>
+        <w:t xml:space="preserve">· </w:t>
+      </w:r>
+      <w:r>
+        <w:rPr w:rFonts="맑은 고딕">
+          <w:rFonts w:ascii="맑은 고딕" w:hAnsi="맑은 고딕" w:eastAsia="맑은 고딕"/>
+          <w:b/>
+          <w:color w:val="1F2937"/>
+          <w:sz w:val="21"/>
+        </w:rPr>
+        <w:t xml:space="preserve">발매 정보: </w:t>
+      </w:r>
       <w:r>
         <w:rPr w:rFonts="맑은 고딕">
           <w:rFonts w:ascii="맑은 고딕" w:hAnsi="맑은 고딕" w:eastAsia="맑은 고딕"/>
           <w:b w:val="0"/>
           <w:sz w:val="21"/>
         </w:rPr>
-        <w:t>앨범의 최고 하이라이트이자 대표곡인 "I Was Made for Dancin'"은 그를 전 세계적인 팝 스타 반열에 올린 불후의 댄스 클래식으로, 한번 들으면 잊히지 않는 중독성 있는 후크와 감각적인 디스코 리듬이 일품입니다. 또한 타이틀곡인 "Feel the Need"는 댄스 플로어를 뜨겁게 달굴 만큼 소울풀한 그루브를 자랑하며, "Forget Me Not"이나 "When I Think of You" 같은 트랙에서는 달콤하고 로맨틱한 감성을 바탕으로 보컬리스트로서의 폭넓은 스펙트럼을 증명해 냅니다.</w:t>
+        <w:t>1978년 스코티 브라더스 레코드(Scotti Brothers Records)를 통해 발매된 레이프 개렛의 정규 2집 앨범으로, 히트 메이커 마이클 로이드(Michael Lloyd)의 탁월한 프로듀싱 아래 틴 팝과 세련된 유로 디스코의 결합을 이룩해 낸 기념비적 작품입니다.</w:t>
       </w:r>
     </w:p>
     <w:p>
       <w:pPr>
-        <w:spacing w:line="312" w:lineRule="auto" w:after="120"/>
+        <w:spacing w:line="324" w:lineRule="auto" w:after="80"/>
       </w:pPr>
+      <w:r>
+        <w:rPr w:rFonts="맑은 고딕">
+          <w:rFonts w:ascii="맑은 고딕" w:hAnsi="맑은 고딕" w:eastAsia="맑은 고딕"/>
+          <w:b w:val="0"/>
+          <w:color w:val="6B7280"/>
+          <w:sz w:val="21"/>
+        </w:rPr>
+        <w:t xml:space="preserve">· </w:t>
+      </w:r>
+      <w:r>
+        <w:rPr w:rFonts="맑은 고딕">
+          <w:rFonts w:ascii="맑은 고딕" w:hAnsi="맑은 고딕" w:eastAsia="맑은 고딕"/>
+          <w:b/>
+          <w:color w:val="1F2937"/>
+          <w:sz w:val="21"/>
+        </w:rPr>
+        <w:t xml:space="preserve">LP 인기도(판매량): </w:t>
+      </w:r>
       <w:r>
         <w:rPr w:rFonts="맑은 고딕">
           <w:rFonts w:ascii="맑은 고딕" w:hAnsi="맑은 고딕" w:eastAsia="맑은 고딕"/>
           <w:b w:val="0"/>
           <w:sz w:val="21"/>
         </w:rPr>
-        <w:t>《Feel The Need》는 1970년대 찬란했던 디스코 황금기의 찬란한 시대상과 청춘의 열정을 아날로그 감성으로 담아낸 명반입니다. LP LP판의 두터운 질감으로 감상하는 이 음반은 아날로그 특유의 따뜻하고 풍성한 사운드를 통해 당대 화려했던 무대의 열기와 라디오 시대의 향수를 실감 나게 재현해 줍니다. 레이프 가렛의 최전성기 음악적 에너지를 그대로 소장할 수 있는 매우 가치 있는 컬렉션입니다.</w:t>
+        <w:t>수록곡 'I Was Made for Dancin''이 미국 빌보드 핫 100 차트 10위, 영국 싱글 차트 4위를 기록하는 등 전 세계적인 열풍을 일으켰으며, 앨범 역시 미국 RIAA 골드(50만 장 이상) 인증 및 해외 각국에서 플래티넘을 달성하며 폭발적인 상업적 성공을 거두었습니다.</w:t>
+      </w:r>
+    </w:p>
+    <w:p>
+      <w:pPr>
+        <w:spacing w:line="324" w:lineRule="auto" w:after="80"/>
+      </w:pPr>
+      <w:r>
+        <w:rPr w:rFonts="맑은 고딕">
+          <w:rFonts w:ascii="맑은 고딕" w:hAnsi="맑은 고딕" w:eastAsia="맑은 고딕"/>
+          <w:b w:val="0"/>
+          <w:color w:val="6B7280"/>
+          <w:sz w:val="21"/>
+        </w:rPr>
+        <w:t xml:space="preserve">· </w:t>
+      </w:r>
+      <w:r>
+        <w:rPr w:rFonts="맑은 고딕">
+          <w:rFonts w:ascii="맑은 고딕" w:hAnsi="맑은 고딕" w:eastAsia="맑은 고딕"/>
+          <w:b/>
+          <w:color w:val="1F2937"/>
+          <w:sz w:val="21"/>
+        </w:rPr>
+        <w:t xml:space="preserve">각종 수상경력: </w:t>
+      </w:r>
+      <w:r>
+        <w:rPr w:rFonts="맑은 고딕">
+          <w:rFonts w:ascii="맑은 고딕" w:hAnsi="맑은 고딕" w:eastAsia="맑은 고딕"/>
+          <w:b w:val="0"/>
+          <w:sz w:val="21"/>
+        </w:rPr>
+        <w:t>1970년대 후반 청소년 문화 아이콘으로서 각종 틴 매거진 및 음악 시상식의 인기 아티스트 부문을 석권하였으며, 특히 당시 대한민국을 비롯한 아시아와 유럽 차트 최상위권을 휩쓸며 당대 가장 파급력 있는 팝 아이콘으로 공인받았습니다.</w:t>
+      </w:r>
+    </w:p>
+    <w:p>
+      <w:pPr>
+        <w:spacing w:line="324" w:lineRule="auto" w:before="200" w:after="80"/>
+      </w:pPr>
+      <w:r>
+        <w:rPr w:rFonts="맑은 고딕">
+          <w:rFonts w:ascii="맑은 고딕" w:hAnsi="맑은 고딕" w:eastAsia="맑은 고딕"/>
+          <w:b/>
+          <w:color w:val="1E3A8A"/>
+          <w:sz w:val="24"/>
+        </w:rPr>
+        <w:t>2. 아티스트 정보</w:t>
+      </w:r>
+    </w:p>
+    <w:p>
+      <w:pPr>
+        <w:spacing w:line="324" w:lineRule="auto" w:after="80"/>
+      </w:pPr>
+      <w:r>
+        <w:rPr w:rFonts="맑은 고딕">
+          <w:rFonts w:ascii="맑은 고딕" w:hAnsi="맑은 고딕" w:eastAsia="맑은 고딕"/>
+          <w:b w:val="0"/>
+          <w:color w:val="6B7280"/>
+          <w:sz w:val="21"/>
+        </w:rPr>
+        <w:t xml:space="preserve">· </w:t>
+      </w:r>
+      <w:r>
+        <w:rPr w:rFonts="맑은 고딕">
+          <w:rFonts w:ascii="맑은 고딕" w:hAnsi="맑은 고딕" w:eastAsia="맑은 고딕"/>
+          <w:b/>
+          <w:color w:val="1F2937"/>
+          <w:sz w:val="21"/>
+        </w:rPr>
+        <w:t xml:space="preserve">국적: </w:t>
+      </w:r>
+      <w:r>
+        <w:rPr w:rFonts="맑은 고딕">
+          <w:rFonts w:ascii="맑은 고딕" w:hAnsi="맑은 고딕" w:eastAsia="맑은 고딕"/>
+          <w:b w:val="0"/>
+          <w:sz w:val="21"/>
+        </w:rPr>
+        <w:t>미국</w:t>
+      </w:r>
+    </w:p>
+    <w:p>
+      <w:pPr>
+        <w:spacing w:line="324" w:lineRule="auto" w:after="80"/>
+      </w:pPr>
+      <w:r>
+        <w:rPr w:rFonts="맑은 고딕">
+          <w:rFonts w:ascii="맑은 고딕" w:hAnsi="맑은 고딕" w:eastAsia="맑은 고딕"/>
+          <w:b w:val="0"/>
+          <w:color w:val="6B7280"/>
+          <w:sz w:val="21"/>
+        </w:rPr>
+        <w:t xml:space="preserve">· </w:t>
+      </w:r>
+      <w:r>
+        <w:rPr w:rFonts="맑은 고딕">
+          <w:rFonts w:ascii="맑은 고딕" w:hAnsi="맑은 고딕" w:eastAsia="맑은 고딕"/>
+          <w:b/>
+          <w:color w:val="1F2937"/>
+          <w:sz w:val="21"/>
+        </w:rPr>
+        <w:t xml:space="preserve">생몰년도: </w:t>
+      </w:r>
+      <w:r>
+        <w:rPr w:rFonts="맑은 고딕">
+          <w:rFonts w:ascii="맑은 고딕" w:hAnsi="맑은 고딕" w:eastAsia="맑은 고딕"/>
+          <w:b w:val="0"/>
+          <w:sz w:val="21"/>
+        </w:rPr>
+        <w:t>1961년 11월 8일 출생</w:t>
+      </w:r>
+    </w:p>
+    <w:p>
+      <w:pPr>
+        <w:spacing w:line="324" w:lineRule="auto" w:after="80"/>
+      </w:pPr>
+      <w:r>
+        <w:rPr w:rFonts="맑은 고딕">
+          <w:rFonts w:ascii="맑은 고딕" w:hAnsi="맑은 고딕" w:eastAsia="맑은 고딕"/>
+          <w:b w:val="0"/>
+          <w:color w:val="6B7280"/>
+          <w:sz w:val="21"/>
+        </w:rPr>
+        <w:t xml:space="preserve">· </w:t>
+      </w:r>
+      <w:r>
+        <w:rPr w:rFonts="맑은 고딕">
+          <w:rFonts w:ascii="맑은 고딕" w:hAnsi="맑은 고딕" w:eastAsia="맑은 고딕"/>
+          <w:b/>
+          <w:color w:val="1F2937"/>
+          <w:sz w:val="21"/>
+        </w:rPr>
+        <w:t xml:space="preserve">그룹 소속: </w:t>
+      </w:r>
+      <w:r>
+        <w:rPr w:rFonts="맑은 고딕">
+          <w:rFonts w:ascii="맑은 고딕" w:hAnsi="맑은 고딕" w:eastAsia="맑은 고딕"/>
+          <w:b w:val="0"/>
+          <w:sz w:val="21"/>
+        </w:rPr>
+        <w:t>솔로</w:t>
+      </w:r>
+    </w:p>
+    <w:p>
+      <w:pPr>
+        <w:spacing w:line="324" w:lineRule="auto" w:after="80"/>
+      </w:pPr>
+      <w:r>
+        <w:rPr w:rFonts="맑은 고딕">
+          <w:rFonts w:ascii="맑은 고딕" w:hAnsi="맑은 고딕" w:eastAsia="맑은 고딕"/>
+          <w:b w:val="0"/>
+          <w:color w:val="6B7280"/>
+          <w:sz w:val="21"/>
+        </w:rPr>
+        <w:t xml:space="preserve">· </w:t>
+      </w:r>
+      <w:r>
+        <w:rPr w:rFonts="맑은 고딕">
+          <w:rFonts w:ascii="맑은 고딕" w:hAnsi="맑은 고딕" w:eastAsia="맑은 고딕"/>
+          <w:b/>
+          <w:color w:val="1F2937"/>
+          <w:sz w:val="21"/>
+        </w:rPr>
+        <w:t xml:space="preserve">아티스트 소개: </w:t>
+      </w:r>
+      <w:r>
+        <w:rPr w:rFonts="맑은 고딕">
+          <w:rFonts w:ascii="맑은 고딕" w:hAnsi="맑은 고딕" w:eastAsia="맑은 고딕"/>
+          <w:b w:val="0"/>
+          <w:sz w:val="21"/>
+        </w:rPr>
+        <w:t>아역 배우 출신으로 연예계에 입문한 레이프 개렛은 빼어난 미모와 특유의 순수한 미성으로 1970년대 후반 전 세계적인 신드롬을 일으킨 불세출의 틴 아이돌이었습니다. 록앤롤의 고전적인 재해석부터 댄스 팝에 이르기까지 폭넓은 감각을 선보이며, 현대 보이 밴드 및 틴 팝 음악의 계보를 잇는 중요한 가교 역할을 담당한 아티스트입니다.</w:t>
+      </w:r>
+    </w:p>
+    <w:p>
+      <w:pPr>
+        <w:spacing w:line="324" w:lineRule="auto" w:before="200" w:after="80"/>
+      </w:pPr>
+      <w:r>
+        <w:rPr w:rFonts="맑은 고딕">
+          <w:rFonts w:ascii="맑은 고딕" w:hAnsi="맑은 고딕" w:eastAsia="맑은 고딕"/>
+          <w:b/>
+          <w:color w:val="1E3A8A"/>
+          <w:sz w:val="24"/>
+        </w:rPr>
+        <w:t>3. 음반 상세 분석</w:t>
+      </w:r>
+    </w:p>
+    <w:p>
+      <w:pPr>
+        <w:spacing w:line="324" w:lineRule="auto" w:after="80"/>
+      </w:pPr>
+      <w:r>
+        <w:rPr w:rFonts="맑은 고딕">
+          <w:rFonts w:ascii="맑은 고딕" w:hAnsi="맑은 고딕" w:eastAsia="맑은 고딕"/>
+          <w:b w:val="0"/>
+          <w:color w:val="6B7280"/>
+          <w:sz w:val="21"/>
+        </w:rPr>
+        <w:t xml:space="preserve">· </w:t>
+      </w:r>
+      <w:r>
+        <w:rPr w:rFonts="맑은 고딕">
+          <w:rFonts w:ascii="맑은 고딕" w:hAnsi="맑은 고딕" w:eastAsia="맑은 고딕"/>
+          <w:b/>
+          <w:color w:val="1F2937"/>
+          <w:sz w:val="21"/>
+        </w:rPr>
+        <w:t xml:space="preserve">역사적 위치: </w:t>
+      </w:r>
+      <w:r>
+        <w:rPr w:rFonts="맑은 고딕">
+          <w:rFonts w:ascii="맑은 고딕" w:hAnsi="맑은 고딕" w:eastAsia="맑은 고딕"/>
+          <w:b w:val="0"/>
+          <w:sz w:val="21"/>
+        </w:rPr>
+        <w:t>본 앨범은 1970년대 말 만개했던 디스코 열풍과 버블검 팝의 이상적인 융합을 제시한 걸작으로 평가받습니다. 마이클 로이드의 정교한 편곡과 브라스 섹션, 그리고 유려한 스트링 사운드가 어우러져 단순한 아이돌 음반을 넘어 당시 미국 주류 팝 사운드의 수준 높은 완성도를 입증한 앨범입니다.</w:t>
+      </w:r>
+    </w:p>
+    <w:p>
+      <w:pPr>
+        <w:spacing w:line="324" w:lineRule="auto" w:after="80"/>
+      </w:pPr>
+      <w:r>
+        <w:rPr w:rFonts="맑은 고딕">
+          <w:rFonts w:ascii="맑은 고딕" w:hAnsi="맑은 고딕" w:eastAsia="맑은 고딕"/>
+          <w:b w:val="0"/>
+          <w:color w:val="6B7280"/>
+          <w:sz w:val="21"/>
+        </w:rPr>
+        <w:t xml:space="preserve">· </w:t>
+      </w:r>
+      <w:r>
+        <w:rPr w:rFonts="맑은 고딕">
+          <w:rFonts w:ascii="맑은 고딕" w:hAnsi="맑은 고딕" w:eastAsia="맑은 고딕"/>
+          <w:b/>
+          <w:color w:val="1F2937"/>
+          <w:sz w:val="21"/>
+        </w:rPr>
+        <w:t xml:space="preserve">시대의 흔적(스토리텔링): </w:t>
+      </w:r>
+      <w:r>
+        <w:rPr w:rFonts="맑은 고딕">
+          <w:rFonts w:ascii="맑은 고딕" w:hAnsi="맑은 고딕" w:eastAsia="맑은 고딕"/>
+          <w:b w:val="0"/>
+          <w:sz w:val="21"/>
+        </w:rPr>
+        <w:t>롤러스케이트장과 미러볼 아래에서 찬란한 젊음을 노래하던 1970년대 말의 공기가 고스란히 각인되어 있습니다. 특히 국내 팝 음악사에서도 청소년들의 방 벽면을 그의 브로마이드로 가득 채우게 했던 열광적인 문화 현상의 중심이었으며, 그 시절 청춘들의 풋풋한 꿈과 설렘을 고스란히 소환해 내는 아름다운 타임캡슐과도 같습니다.</w:t>
+      </w:r>
+    </w:p>
+    <w:p>
+      <w:pPr>
+        <w:spacing w:line="324" w:lineRule="auto" w:before="200" w:after="80"/>
+      </w:pPr>
+      <w:r>
+        <w:rPr w:rFonts="맑은 고딕">
+          <w:rFonts w:ascii="맑은 고딕" w:hAnsi="맑은 고딕" w:eastAsia="맑은 고딕"/>
+          <w:b/>
+          <w:color w:val="1E3A8A"/>
+          <w:sz w:val="24"/>
+        </w:rPr>
+        <w:t>4. 주요 수록곡 및 감상 제언</w:t>
+      </w:r>
+    </w:p>
+    <w:p>
+      <w:pPr>
+        <w:spacing w:line="324" w:lineRule="auto" w:after="80"/>
+      </w:pPr>
+      <w:r>
+        <w:rPr w:rFonts="맑은 고딕">
+          <w:rFonts w:ascii="맑은 고딕" w:hAnsi="맑은 고딕" w:eastAsia="맑은 고딕"/>
+          <w:b w:val="0"/>
+          <w:color w:val="6B7280"/>
+          <w:sz w:val="21"/>
+        </w:rPr>
+        <w:t xml:space="preserve">· </w:t>
+      </w:r>
+      <w:r>
+        <w:rPr w:rFonts="맑은 고딕">
+          <w:rFonts w:ascii="맑은 고딕" w:hAnsi="맑은 고딕" w:eastAsia="맑은 고딕"/>
+          <w:b/>
+          <w:color w:val="1F2937"/>
+          <w:sz w:val="21"/>
+        </w:rPr>
+        <w:t xml:space="preserve">주요 수록곡 특징: </w:t>
+      </w:r>
+      <w:r>
+        <w:rPr w:rFonts="맑은 고딕">
+          <w:rFonts w:ascii="맑은 고딕" w:hAnsi="맑은 고딕" w:eastAsia="맑은 고딕"/>
+          <w:b w:val="0"/>
+          <w:sz w:val="21"/>
+        </w:rPr>
+        <w:t>시대를 대표하는 댄스 클래식 'I Was Made for Dancin''은 탄력 넘치는 베이스라인과 중독성 짙은 코러스가 청자의 귀를 사로잡으며, 타이틀 트랙 'Feel the Need'는 펑키한 브라스와 소울풀한 리듬감이 돋보입니다. 또한 클래식 팝 넘버를 특유의 싱그러운 감성으로 재해석한 'Sheila' 등 앨범 전반에 걸쳐 역동성과 서정적인 멜로디가 조화롭게 배치되어 있습니다.</w:t>
+      </w:r>
+    </w:p>
+    <w:p>
+      <w:pPr>
+        <w:spacing w:line="324" w:lineRule="auto" w:after="80"/>
+      </w:pPr>
+      <w:r>
+        <w:rPr w:rFonts="맑은 고딕">
+          <w:rFonts w:ascii="맑은 고딕" w:hAnsi="맑은 고딕" w:eastAsia="맑은 고딕"/>
+          <w:b w:val="0"/>
+          <w:color w:val="6B7280"/>
+          <w:sz w:val="21"/>
+        </w:rPr>
+        <w:t xml:space="preserve">· </w:t>
+      </w:r>
+      <w:r>
+        <w:rPr w:rFonts="맑은 고딕">
+          <w:rFonts w:ascii="맑은 고딕" w:hAnsi="맑은 고딕" w:eastAsia="맑은 고딕"/>
+          <w:b/>
+          <w:color w:val="1F2937"/>
+          <w:sz w:val="21"/>
+        </w:rPr>
+        <w:t xml:space="preserve">빈티지 감상 제언: </w:t>
+      </w:r>
+      <w:r>
+        <w:rPr w:rFonts="맑은 고딕">
+          <w:rFonts w:ascii="맑은 고딕" w:hAnsi="맑은 고딕" w:eastAsia="맑은 고딕"/>
+          <w:b w:val="0"/>
+          <w:sz w:val="21"/>
+        </w:rPr>
+        <w:t>묵직한 베이스 그루브와 풍성하게 펼쳐지는 브라스 섹션의 질감은 디지털 음원과는 결이 다른 LP 바이닐 특유의 아날로그적 온기를 극대화합니다. 턴테이블의 바늘이 소리골을 스칠 때 피어오르는 진공관 앰프의 풍성한 배음과 중저역의 단단한 타격감에 귀를 기울이면, 마치 1978년의 화려했던 음악 살롱 한가운데 서 있는 듯한 현장감을 만끽할 수 있습니다.</w:t>
+      </w:r>
+    </w:p>
+    <w:p>
+      <w:pPr>
+        <w:spacing w:line="324" w:lineRule="auto" w:after="80"/>
+      </w:pPr>
+      <w:r>
+        <w:rPr w:rFonts="맑은 고딕">
+          <w:rFonts w:ascii="맑은 고딕" w:hAnsi="맑은 고딕" w:eastAsia="맑은 고딕"/>
+          <w:b w:val="0"/>
+          <w:color w:val="6B7280"/>
+          <w:sz w:val="21"/>
+        </w:rPr>
+        <w:t xml:space="preserve">· </w:t>
+      </w:r>
+      <w:r>
+        <w:rPr w:rFonts="맑은 고딕">
+          <w:rFonts w:ascii="맑은 고딕" w:hAnsi="맑은 고딕" w:eastAsia="맑은 고딕"/>
+          <w:b/>
+          <w:color w:val="1F2937"/>
+          <w:sz w:val="21"/>
+        </w:rPr>
+        <w:t xml:space="preserve">소장 가치: </w:t>
+      </w:r>
+      <w:r>
+        <w:rPr w:rFonts="맑은 고딕">
+          <w:rFonts w:ascii="맑은 고딕" w:hAnsi="맑은 고딕" w:eastAsia="맑은 고딕"/>
+          <w:b w:val="0"/>
+          <w:sz w:val="21"/>
+        </w:rPr>
+        <w:t>70년대 후반 팝 컬처의 정점을 보여주는 상징적인 커버 아트워크와 함께, 당대 틴 팝의 전성기적 사운드를 가장 선명한 아날로그 포맷으로 간직할 수 있다는 점에서 빈티지 팝 및 디스코 바이닐 컬렉터들에게 대체 불가능한 소장 가치를 지닙니다.</w:t>
+      </w:r>
+    </w:p>
+    <w:p>
+      <w:pPr>
+        <w:spacing w:line="324" w:lineRule="auto" w:after="120" w:before="160"/>
+      </w:pPr>
+      <w:r>
+        <w:rPr w:rFonts="맑은 고딕">
+          <w:rFonts w:ascii="맑은 고딕" w:hAnsi="맑은 고딕" w:eastAsia="맑은 고딕"/>
+          <w:b/>
+          <w:color w:val="4338CA"/>
+          <w:sz w:val="21"/>
+        </w:rPr>
+        <w:t>이 음반을 통해 아날로그의 따스한 회전 속에서 찬란했던 청춘의 시절이 전해주는 감동을 다시 한번 경험해 보시는 것은 어떨까요?</w:t>
       </w:r>
     </w:p>
     <w:sectPr>
       <w:pgSz w:w="12240" w:h="15840"/>
-      <w:pgMar w:top="1440" w:right="1440" w:bottom="1440" w:left="1440" w:header="720" w:footer="720" w:gutter="0"/>
+      <w:pgMar w:top="1152" w:right="1296" w:bottom="1152" w:left="1296" w:header="720" w:footer="720" w:gutter="0"/>
       <w:cols w:space="720"/>
       <w:docGrid w:linePitch="360"/>
     </w:sectPr>

--- a/word_reports/LP_0217_위치_444_Leif Garrett_Feel The Nee.docx
+++ b/word_reports/LP_0217_위치_444_Leif Garrett_Feel The Nee.docx
@@ -32,7 +32,7 @@
     </w:p>
     <w:p>
       <w:pPr>
-        <w:spacing w:line="324" w:lineRule="auto" w:before="80" w:after="160"/>
+        <w:spacing w:line="324" w:lineRule="auto" w:before="80" w:after="120"/>
       </w:pPr>
       <w:r>
         <w:rPr w:rFonts="맑은 고딕">
@@ -42,13 +42,6 @@
           <w:sz w:val="22"/>
         </w:rPr>
         <w:t xml:space="preserve">[음반 소개] </w:t>
-      </w:r>
-      <w:r>
-        <w:rPr w:rFonts="맑은 고딕">
-          <w:rFonts w:ascii="맑은 고딕" w:hAnsi="맑은 고딕" w:eastAsia="맑은 고딕"/>
-          <w:b w:val="0"/>
-          <w:sz w:val="21"/>
-        </w:rPr>
       </w:r>
     </w:p>
     <w:p>
@@ -61,7 +54,33 @@
           <w:b w:val="0"/>
           <w:sz w:val="21"/>
         </w:rPr>
-        <w:t>1970년대 후반 찬란하게 타올랐던 틴에이지 팝과 디스코 사운드의 정점을 상징하는 이 앨범은, 당대 전 세계 청춘들의 심장을 흔들었던 레이프 개렛의 빛나는 전성기를 온전히 담아낸 역작입니다. 청량한 멜로디 라인과 매혹적인 그루브가 절묘하게 교차하며, 시대를 초월해 순수한 낭만과 율동의 미학을 전하는 음반입니다. 화려한 스포트라이트 이면에 깃든 아티스트의 풋풋한 호흡과 섬세한 감수성은 오랜 세월이 흐른 지금까지도 바이닐의 회전 속에 따스한 온기로 피어납니다.</w:t>
+        <w:t>1970년대 후반, 전 세계 대중음악계는 찬란한 미러볼의 불빛 아래 요동치던 디스코의 물결과 순수한 청춘의 열망이 교차하는 거대한 문화적 변혁기를 통과하고 있었습니다. 그 찬란했던 시대의 정중앙에서 시대의 심장을 저격하며 혜성처럼 떠오른 레이프 개렛(Leif Garrett)의 두 번째 정규 앨범 [Feel The Need]는 단순한 틴 아이돌의 팝 레코드를 넘어, 당대 젊음의 해방감과 낭만적 에너지를 가장 순수하고도 세련된 형태로 담아낸 시대의 기념비적 음반입니다. 아역 배우 출신 특유의 수려한 마스크와 천부적인 스타성을 지녔던 그는, 전설적인 프로듀서 마이클 로이드(Michael Lloyd)의 탁월한 조율 아래 한층 성숙하고도 탄력 넘치는 음악 세계를 본작에 온전히 펼쳐 보였습니다.</w:t>
+      </w:r>
+    </w:p>
+    <w:p>
+      <w:pPr>
+        <w:spacing w:line="324" w:lineRule="auto" w:after="120"/>
+      </w:pPr>
+      <w:r>
+        <w:rPr w:rFonts="맑은 고딕">
+          <w:rFonts w:ascii="맑은 고딕" w:hAnsi="맑은 고딕" w:eastAsia="맑은 고딕"/>
+          <w:b w:val="0"/>
+          <w:sz w:val="21"/>
+        </w:rPr>
+        <w:t>본 앨범은 1979년 발매와 동시에 전 세계 댄스 플로어와 라디오 전파를 장악하며 팝 음악사에 지울 수 없는 불멸의 족적을 남겼습니다. 거부할 수 없는 리듬과 중독적인 멜로디의 결합은 청자들로 하여금 춤추지 않고는 견딜 수 없게 만드는 원초적 생명력을 뿜어냈으며, 동시에 그 이면에는 소년에서 청년으로 이행하는 찰나의 불안과 풋풋한 서정성이 공존하고 있습니다. 아티스트가 전하고자 했던 메시지는 명징했습니다. 음악과 춤을 통해 세대와 국경의 장벽을 허물고, 오직 청춘만이 누릴 수 있는 찬란한 도취의 순간을 함께 호흡하자는 순수한 환희의 철학이었습니다.</w:t>
+      </w:r>
+    </w:p>
+    <w:p>
+      <w:pPr>
+        <w:spacing w:line="324" w:lineRule="auto" w:after="120"/>
+      </w:pPr>
+      <w:r>
+        <w:rPr w:rFonts="맑은 고딕">
+          <w:rFonts w:ascii="맑은 고딕" w:hAnsi="맑은 고딕" w:eastAsia="맑은 고딕"/>
+          <w:b w:val="0"/>
+          <w:sz w:val="21"/>
+        </w:rPr>
+        <w:t>특히 대한민국 대중문화사에서 이 음반이 갖는 위상은 실로 각별합니다. 1980년대 벽두를 장식했던 그의 역사적인 내한 공연은 한국 사회에 서구형 아이돌 팬덤 문화와 대중적 열광이라는 전대미문의 충격을 선사한 바 있습니다. 수십 년의 세월이 흐른 지금도 [Feel The Need]의 그루브는 결코 낡은 유물로 퇴색되지 않았습니다. 턴테이블의 회전과 함께 흘러나오는 온기 어린 아날로그 베이스 라인은 세월의 더께를 걷어내고, 라디오와 롤러스케이트장을 가득 메웠던 그 시절의 푸르른 설렘과 서정적 노스탤지어를 변함없이 선명한 감동으로 되살려내고 있습니다.</w:t>
       </w:r>
     </w:p>
     <w:p>
@@ -168,7 +187,7 @@
           <w:b w:val="0"/>
           <w:sz w:val="21"/>
         </w:rPr>
-        <w:t>1978년 스코티 브라더스 레코드(Scotti Brothers Records)를 통해 발매된 레이프 개렛의 정규 2집 앨범으로, 히트 메이커 마이클 로이드(Michael Lloyd)의 탁월한 프로듀싱 아래 틴 팝과 세련된 유로 디스코의 결합을 이룩해 낸 기념비적 작품입니다.</w:t>
+        <w:t>1979년 명망 높은 Scotti Brothers Records를 통해 전 세계에 발매된 레이프 개렛의 통산 두 번째 정규 스튜디오 음반으로, 전작의 성공을 발판 삼아 아티스트의 음악적 도약과 만개한 기량을 담아낸 역작입니다.</w:t>
       </w:r>
     </w:p>
     <w:p>
@@ -199,7 +218,7 @@
           <w:b w:val="0"/>
           <w:sz w:val="21"/>
         </w:rPr>
-        <w:t>수록곡 'I Was Made for Dancin''이 미국 빌보드 핫 100 차트 10위, 영국 싱글 차트 4위를 기록하는 등 전 세계적인 열풍을 일으켰으며, 앨범 역시 미국 RIAA 골드(50만 장 이상) 인증 및 해외 각국에서 플래티넘을 달성하며 폭발적인 상업적 성공을 거두었습니다.</w:t>
+        <w:t>리드 싱글 "I Was Made for Dancin'"이 미국 빌보드 핫 100 차트 10위, 영국 오피셜 차트 4위를 기록하며 글로벌 메가 히트를 기록했고, 미국 음반산업협회(RIAA) 골드(Gold) 인증을 획득하며 전 세계적으로 수백만 장의 판매고를 올렸습니다.</w:t>
       </w:r>
     </w:p>
     <w:p>
@@ -230,7 +249,7 @@
           <w:b w:val="0"/>
           <w:sz w:val="21"/>
         </w:rPr>
-        <w:t>1970년대 후반 청소년 문화 아이콘으로서 각종 틴 매거진 및 음악 시상식의 인기 아티스트 부문을 석권하였으며, 특히 당시 대한민국을 비롯한 아시아와 유럽 차트 최상위권을 휩쓸며 당대 가장 파급력 있는 팝 아이콘으로 공인받았습니다.</w:t>
+        <w:t>1979년 전미 팝 매거진(16 Magazine, Tiger Beat) 최우수 팝 보컬리스트 및 글로벌 틴 아이콘 부문을 석권하며 당대 최고의 대중적 파급력을 공인받았습니다.</w:t>
       </w:r>
     </w:p>
     <w:p>
@@ -275,7 +294,7 @@
           <w:b w:val="0"/>
           <w:sz w:val="21"/>
         </w:rPr>
-        <w:t>미국</w:t>
+        <w:t>미국 (United States of America)</w:t>
       </w:r>
     </w:p>
     <w:p>
@@ -337,7 +356,7 @@
           <w:b w:val="0"/>
           <w:sz w:val="21"/>
         </w:rPr>
-        <w:t>솔로</w:t>
+        <w:t>솔로 (Solo)</w:t>
       </w:r>
     </w:p>
     <w:p>
@@ -368,7 +387,7 @@
           <w:b w:val="0"/>
           <w:sz w:val="21"/>
         </w:rPr>
-        <w:t>아역 배우 출신으로 연예계에 입문한 레이프 개렛은 빼어난 미모와 특유의 순수한 미성으로 1970년대 후반 전 세계적인 신드롬을 일으킨 불세출의 틴 아이돌이었습니다. 록앤롤의 고전적인 재해석부터 댄스 팝에 이르기까지 폭넓은 감각을 선보이며, 현대 보이 밴드 및 틴 팝 음악의 계보를 잇는 중요한 가교 역할을 담당한 아티스트입니다.</w:t>
+        <w:t>1970년대 후반을 뒤흔든 불세출의 글로벌 팝 아이콘이자 싱어로, 수려한 비주얼과 특유의 감각적인 보컬을 디스코 팝의 역동성과 결합하여 대중음악사에 현대적 아이돌 팬덤 문화의 원초적 원형을 구축한 아티스트입니다.</w:t>
       </w:r>
     </w:p>
     <w:p>
@@ -413,7 +432,7 @@
           <w:b w:val="0"/>
           <w:sz w:val="21"/>
         </w:rPr>
-        <w:t>본 앨범은 1970년대 말 만개했던 디스코 열풍과 버블검 팝의 이상적인 융합을 제시한 걸작으로 평가받습니다. 마이클 로이드의 정교한 편곡과 브라스 섹션, 그리고 유려한 스트링 사운드가 어우러져 단순한 아이돌 음반을 넘어 당시 미국 주류 팝 사운드의 수준 높은 완성도를 입증한 앨범입니다.</w:t>
+        <w:t>1970년대 말 번성했던 유로 디스코 및 필라델피아 소울의 화려한 오케스트레이션을 미국의 대중적 틴 팝과 유려하게 결합시킨 앨범으로, 웰메이드 상업 팝의 정점과 프로듀서 마이클 로이드의 치밀한 사운드 메이킹이 빛을 발하는 팝/디스코 역사상의 명반입니다.</w:t>
       </w:r>
     </w:p>
     <w:p>
@@ -444,7 +463,7 @@
           <w:b w:val="0"/>
           <w:sz w:val="21"/>
         </w:rPr>
-        <w:t>롤러스케이트장과 미러볼 아래에서 찬란한 젊음을 노래하던 1970년대 말의 공기가 고스란히 각인되어 있습니다. 특히 국내 팝 음악사에서도 청소년들의 방 벽면을 그의 브로마이드로 가득 채우게 했던 열광적인 문화 현상의 중심이었으며, 그 시절 청춘들의 풋풋한 꿈과 설렘을 고스란히 소환해 내는 아름다운 타임캡슐과도 같습니다.</w:t>
+        <w:t>1980년 한국 청소년과 젊은 층을 집단적 환호로 몰아넣었던 역사적인 내한 공연의 불씨가 된 음반이며, 국내 다운타운 롤러스케이트장과 다방의 음악 박스를 풍미하며 7080 세대의 청춘과 자유의 공기를 그대로 담지하고 있는 문화적 상징물입니다.</w:t>
       </w:r>
     </w:p>
     <w:p>
@@ -489,7 +508,99 @@
           <w:b w:val="0"/>
           <w:sz w:val="21"/>
         </w:rPr>
-        <w:t>시대를 대표하는 댄스 클래식 'I Was Made for Dancin''은 탄력 넘치는 베이스라인과 중독성 짙은 코러스가 청자의 귀를 사로잡으며, 타이틀 트랙 'Feel the Need'는 펑키한 브라스와 소울풀한 리듬감이 돋보입니다. 또한 클래식 팝 넘버를 특유의 싱그러운 감성으로 재해석한 'Sheila' 등 앨범 전반에 걸쳐 역동성과 서정적인 멜로디가 조화롭게 배치되어 있습니다.</w:t>
+      </w:r>
+    </w:p>
+    <w:p>
+      <w:pPr>
+        <w:spacing w:line="324" w:lineRule="auto" w:after="80"/>
+      </w:pPr>
+      <w:r>
+        <w:rPr w:rFonts="맑은 고딕">
+          <w:rFonts w:ascii="맑은 고딕" w:hAnsi="맑은 고딕" w:eastAsia="맑은 고딕"/>
+          <w:b w:val="0"/>
+          <w:color w:val="6B7280"/>
+          <w:sz w:val="21"/>
+        </w:rPr>
+        <w:t xml:space="preserve">· </w:t>
+      </w:r>
+      <w:r>
+        <w:rPr w:rFonts="맑은 고딕">
+          <w:rFonts w:ascii="맑은 고딕" w:hAnsi="맑은 고딕" w:eastAsia="맑은 고딕"/>
+          <w:b/>
+          <w:color w:val="1F2937"/>
+          <w:sz w:val="21"/>
+        </w:rPr>
+        <w:t xml:space="preserve">"I Was Made for Dancin'": </w:t>
+      </w:r>
+      <w:r>
+        <w:rPr w:rFonts="맑은 고딕">
+          <w:rFonts w:ascii="맑은 고딕" w:hAnsi="맑은 고딕" w:eastAsia="맑은 고딕"/>
+          <w:b w:val="0"/>
+          <w:sz w:val="21"/>
+        </w:rPr>
+        <w:t>경쾌한 브라스 섹션과 통통 튀는 베이스라인, 귀에 감기는 보컬 훅이 완벽한 조화를 이루는 불멸의 댄스 팝 앤섬.</w:t>
+      </w:r>
+    </w:p>
+    <w:p>
+      <w:pPr>
+        <w:spacing w:line="324" w:lineRule="auto" w:after="80"/>
+      </w:pPr>
+      <w:r>
+        <w:rPr w:rFonts="맑은 고딕">
+          <w:rFonts w:ascii="맑은 고딕" w:hAnsi="맑은 고딕" w:eastAsia="맑은 고딕"/>
+          <w:b w:val="0"/>
+          <w:color w:val="6B7280"/>
+          <w:sz w:val="21"/>
+        </w:rPr>
+        <w:t xml:space="preserve">· </w:t>
+      </w:r>
+      <w:r>
+        <w:rPr w:rFonts="맑은 고딕">
+          <w:rFonts w:ascii="맑은 고딕" w:hAnsi="맑은 고딕" w:eastAsia="맑은 고딕"/>
+          <w:b/>
+          <w:color w:val="1F2937"/>
+          <w:sz w:val="21"/>
+        </w:rPr>
+        <w:t xml:space="preserve">"Feel the Need": </w:t>
+      </w:r>
+      <w:r>
+        <w:rPr w:rFonts="맑은 고딕">
+          <w:rFonts w:ascii="맑은 고딕" w:hAnsi="맑은 고딕" w:eastAsia="맑은 고딕"/>
+          <w:b w:val="0"/>
+          <w:sz w:val="21"/>
+        </w:rPr>
+        <w:t>디트로이트 에메랄즈의 오리지널 소울 넘버를 현대적이고 세련된 화이트 소울/디스코 감각으로 재해석하여 레이프 개렛의 감각적인 가창력이 돋보이는 타이틀 트랙.</w:t>
+      </w:r>
+    </w:p>
+    <w:p>
+      <w:pPr>
+        <w:spacing w:line="324" w:lineRule="auto" w:after="80"/>
+      </w:pPr>
+      <w:r>
+        <w:rPr w:rFonts="맑은 고딕">
+          <w:rFonts w:ascii="맑은 고딕" w:hAnsi="맑은 고딕" w:eastAsia="맑은 고딕"/>
+          <w:b w:val="0"/>
+          <w:color w:val="6B7280"/>
+          <w:sz w:val="21"/>
+        </w:rPr>
+        <w:t xml:space="preserve">· </w:t>
+      </w:r>
+      <w:r>
+        <w:rPr w:rFonts="맑은 고딕">
+          <w:rFonts w:ascii="맑은 고딕" w:hAnsi="맑은 고딕" w:eastAsia="맑은 고딕"/>
+          <w:b/>
+          <w:color w:val="1F2937"/>
+          <w:sz w:val="21"/>
+        </w:rPr>
+        <w:t xml:space="preserve">"Sheila" &amp; "When I Think of You": </w:t>
+      </w:r>
+      <w:r>
+        <w:rPr w:rFonts="맑은 고딕">
+          <w:rFonts w:ascii="맑은 고딕" w:hAnsi="맑은 고딕" w:eastAsia="맑은 고딕"/>
+          <w:b w:val="0"/>
+          <w:sz w:val="21"/>
+        </w:rPr>
+        <w:t>로큰롤의 고전적 향수와 소년미 넘치는 서정성이 유려하게 녹아들어 청량한 낭만을 선사하는 명곡.</w:t>
       </w:r>
     </w:p>
     <w:p>
@@ -520,7 +631,7 @@
           <w:b w:val="0"/>
           <w:sz w:val="21"/>
         </w:rPr>
-        <w:t>묵직한 베이스 그루브와 풍성하게 펼쳐지는 브라스 섹션의 질감은 디지털 음원과는 결이 다른 LP 바이닐 특유의 아날로그적 온기를 극대화합니다. 턴테이블의 바늘이 소리골을 스칠 때 피어오르는 진공관 앰프의 풍성한 배음과 중저역의 단단한 타격감에 귀를 기울이면, 마치 1978년의 화려했던 음악 살롱 한가운데 서 있는 듯한 현장감을 만끽할 수 있습니다.</w:t>
+        <w:t>디지털 음원에서는 체감하기 어려운 1970년대 아날로그 믹싱 특유의 탄력 있는 킥 드럼과 어쿠스틱 베이스의 두터운 질감이 압권입니다. 진공관 앰프를 통해 증폭되는 유려한 현악 스트링과 브라스의 공간감, 그리고 레이프 개렛의 숨결이 턴테이블의 카트리지를 통해 더없이 따스하고 생생하게 전달됩니다.</w:t>
       </w:r>
     </w:p>
     <w:p>
@@ -551,7 +662,7 @@
           <w:b w:val="0"/>
           <w:sz w:val="21"/>
         </w:rPr>
-        <w:t>70년대 후반 팝 컬처의 정점을 보여주는 상징적인 커버 아트워크와 함께, 당대 틴 팝의 전성기적 사운드를 가장 선명한 아날로그 포맷으로 간직할 수 있다는 점에서 빈티지 팝 및 디스코 바이닐 컬렉터들에게 대체 불가능한 소장 가치를 지닙니다.</w:t>
+        <w:t>전 세계 팝 음악계의 화려했던 골든 에이지와 1980년대 한국 대중문화계의 격동적인 기억을 고스란히 봉인하고 있는 음반으로, 빈티지 팝과 오리지널 디스코 사운드를 사랑하는 LP 컬렉터라면 필히 턴테이블 곁에 비치해야 할 매력적인 아날로그 유산입니다.</w:t>
       </w:r>
     </w:p>
     <w:p>
@@ -565,7 +676,7 @@
           <w:color w:val="4338CA"/>
           <w:sz w:val="21"/>
         </w:rPr>
-        <w:t>이 음반을 통해 아날로그의 따스한 회전 속에서 찬란했던 청춘의 시절이 전해주는 감동을 다시 한번 경험해 보시는 것은 어떨까요?</w:t>
+        <w:t>이 음반을 통해 눈부시게 빛나던 그 시절 청춘의 설렘과 아날로그 바이닐이 전해주는 감동을 다시 한번 경험해 보시는 것은 어떨까요?</w:t>
       </w:r>
     </w:p>
     <w:sectPr>
